--- a/papers/_sources/rope_matter_mass.docx
+++ b/papers/_sources/rope_matter_mass.docx
@@ -8,6 +8,22 @@
       </w:pPr>
       <w:r>
         <w:t>The Mass of Matter Gets a Receipt</w:t>
+      </w:r>
+    </w:p>
+    <w:p>
+      <w:pPr>
+        <w:pStyle w:val="FirstParagraph"/>
+      </w:pPr>
+      <w:r>
+        <w:t xml:space="preserve">Mark Palmer · with computational collaboration by Claude (Anthropic)</w:t>
+      </w:r>
+    </w:p>
+    <w:p>
+      <w:pPr>
+        <w:pStyle w:val="FirstParagraph"/>
+      </w:pPr>
+      <w:r>
+        <w:t xml:space="preserve">Charlotte, NC · palmer100@gmail.com</w:t>
       </w:r>
     </w:p>
     <w:p>

--- a/papers/_sources/rope_matter_mass.docx
+++ b/papers/_sources/rope_matter_mass.docx
@@ -104,6 +104,20 @@
       </w:pPr>
       <w:r>
         <w:t>The marriage of the two instruments (FND-MATTER-009): m(K) = Sigma L(K) + lambda dE_zp(K), with the conditioning profile extracted from the actual tightened geometry and lambda the relative weight that remains honestly blocked. The first table -- ring, trefoil, 5_1 -- delivers the lever: zero-point fractions DIFFER between knots by 25 percent (the tighter trefoil packs more turning per unit rope, and the vacuum notices), so mass ratios are lambda-dependent, running from 1.49 at pure length to 1.16 at zero-point dominance. Geometry alone does not fix the mass spectrum -- and the ratios COMPRESS toward one as the zero-point weight grows, which is qualitatively the shape of the actual baryon table, noted as a direction and not a fit.</w:t>
+      </w:r>
+    </w:p>
+    <w:p>
+      <w:pPr>
+        <w:spacing w:after="140"/>
+      </w:pPr>
+      <w:r>
+        <w:t xml:space="preserve">A registered postscript on the lever (August 2026, claims FND-MATTER-055 through 062): the suppression question was subsequently restated as the sector’s own hierarchy problem (a quantified target of 1.156e-5), and a dilute-exclusion mechanism was built for it, sharpened by a Crofton-theorem mode count to λ = 6π(r/a)² — landing within 1.44× of the target, inside the pre-committed bar, with every knot inside per-knot. The corpus then retired its own result: dual-regulator mode sums proved that removing mode-carrying length is the only scheme-stable zero-point channel, and a strand-engine relaxation run under a blind threshold showed the exclusion geometry is real but purchased entirely with added length drawn from the anchoring — rerouting, never removal. The 1.44× landing is registered as coincidence-class; λ remains open at the unchanged target; the Crofton count stands as mathematics awaiting the right quantity; and the named successor mechanism is contact-modified dispersion, whose single coefficient is derivable blind from the registered contact form. The lever this paper describes as honestly blocked is therefore still honestly blocked — now with one candidate mechanism built, confronted, and retired by the framework’s own falsification machinery, which is the record this corpus exists to keep.</w:t>
+      </w:r>
+    </w:p>
+    <w:p/>
+    <w:p>
+      <w:r>
+        <w:t xml:space="preserve">A second registered postscript (2026-08-09, claims FND-MATTER-063 through 065): the successor mechanism was then built and confronted. Commission ETA derived the contact-modified dispersion coefficient blind (sign right, form clean, knot-independence exact) and it died on magnitude — the material ratio the lever demands sits five orders below the ratio the electromagnetic core's survival requires, so the three registered censuses of one ratio are mutually exclusive and the mechanism space closed. The post-mortem then found something larger: the 25 percent this section states — correctly — as the inter-knot SPREAD of zero-point fractions had drifted, in the registry, into a zero-point SHARE of the rest mass, and the quantified target 1.156e-5 was built on that misreading; no computation ever measured a share. The target is dissolved (FND-MATTER-064), the dilute-displacement value π(r/a)² is re-scoped from near-miss to the framework's standing PREDICTION of the lever (zero-point share 6.4–9.3 percent of each knot's mass, per the registered per-knot computation), and that prediction is adopted by grant (FND-MATTER-065) with its falsifier armed: any determination of the share outside 6.4–9.3 percent kills it. The lever this paper describes as honestly blocked is therefore now honestly PREDICTED — unconfirmed, falsifiable, and priced, with the error bands every downstream scale comparison carries collapsed from the old factor 2–3 to a few percent, and the coherence tensions that band had been absorbing registered openly in its place.</w:t>
       </w:r>
     </w:p>
     <w:p>

--- a/papers/_sources/rope_matter_mass.docx
+++ b/papers/_sources/rope_matter_mass.docx
@@ -32,6 +32,20 @@
       </w:pPr>
       <w:r>
         <w:t>The knot solver, the conditioning dictionary, and the two-term mass model. Claims FND-MATTER-006 through FND-MATTER-014; benchmarks in benchmarks/foundations/. Every number in this paper is either an exact theorem, a certified constant, or a measurement with its instrument and its failures named.</w:t>
+      </w:r>
+    </w:p>
+    <w:p>
+      <w:pPr>
+        <w:spacing w:after="160" w:before="0" w:line="276"/>
+        <w:jc w:val="both"/>
+      </w:pPr>
+      <w:r>
+        <w:rPr>
+          <w:rFonts w:ascii="Times New Roman" w:cs="Times New Roman" w:eastAsia="Times New Roman" w:hAnsi="Times New Roman"/>
+          <w:sz w:val="24"/>
+          <w:szCs w:val="24"/>
+        </w:rPr>
+        <w:t xml:space="preserve">Naming note (5 September 2026). This programme is now the Mesh Programme and the theory it develops the mesh framework; 'the rope framework' in earlier revisions reads 'the mesh framework'. 'Rope' remains the name of the two-strand wound object, and the Rope Hypothesis credited to Bill Gaede keeps its name. Identifiers (repository, rope_solver, file names, claim IDs) are unchanged.</w:t>
       </w:r>
     </w:p>
     <w:p>
